--- a/publication/submission/Jemiri_Malaria_LLM_CDSS_Manuscript_CORRECTED.docx
+++ b/publication/submission/Jemiri_Malaria_LLM_CDSS_Manuscript_CORRECTED.docx
@@ -109,7 +109,7 @@
         <w:t xml:space="preserve">Methods: </w:t>
       </w:r>
       <w:r>
-        <w:t>We developed a hybrid system integrating a rule-based classifier with Llama 3.1 8B for natural language explanation generation. The rule-based component implements WHO malaria severity classification guidelines, while the LLM provides clinical reasoning, treatment recommendations, and confidence scoring. The system was evaluated on 1,682 malaria cases (1,622 real-world cases from the Kaggle Malaria Diagnosis Dataset plus 60 synthetic cases) spanning four severity levels: No Malaria, Stage I (uncomplicated), Stage II (moderate), and Critical. Performance was compared against the original rule-based baseline using accuracy, precision, recall, and F1-score metrics.</w:t>
+        <w:t>We developed a hybrid system integrating a rule-based classifier with Llama 3.1 8B for natural language explanation generation. The rule-based component implements WHO malaria severity classification guidelines, while the LLM provides clinical reasoning, treatment recommendations, and confidence scoring. The system was evaluated on 1,682 malaria cases (1,622 cases from the publicly available Kaggle Malaria Diagnosis Dataset plus 60 synthetic cases) spanning four severity levels: No Malaria, Stage I (uncomplicated), Stage II (moderate), and Critical. Performance was compared against the original rule-based baseline using accuracy, precision, recall, and F1-score metrics.</w:t>
       </w:r>
     </w:p>
     <w:p>
